--- a/第七道题：“拍照赚钱”的任务定价/B/第三问 基于多元线性回归与 Logistic 回归的任务打包定价模型.docx
+++ b/第七道题：“拍照赚钱”的任务定价/B/第三问 基于多元线性回归与 Logistic 回归的任务打包定价模型.docx
@@ -49,7 +49,12 @@
         <w:suppressLineNumbers w:val="0"/>
       </w:pPr>
       <w:r>
-        <w:t>与第二问相比，第三问的核心不再只是调整单个任务的价格，而是同时考虑“哪些任务可以打包”和“任务包如何定价”两个问题。任务打包后，会员完成任务的单位出行成本可能降低，平台也可以通过整体定价提高任务包的吸引力。</w:t>
+        <w:t>与第二问相比，第三问的核心不再只是调整单个任务的价格，而是同时考虑“哪些任务可以打包”和“任务</w:t>
+      </w:r>
+      <w:bookmarkStart w:id="0" w:name="_GoBack"/>
+      <w:bookmarkEnd w:id="0"/>
+      <w:r>
+        <w:t>包如何定价”两个问题。任务打包后，会员完成任务的单位出行成本可能降低，平台也可以通过整体定价提高任务包的吸引力。</w:t>
       </w:r>
     </w:p>
     <w:p>
@@ -185,28 +190,7 @@
           <w:position w:val="-6"/>
         </w:rPr>
         <w:object>
-          <v:shape id="_x0000_i1044" o:spt="75" type="#_x0000_t75" style="height:13pt;width:6.95pt;" o:ole="t" filled="f" o:preferrelative="t" stroked="f" coordsize="21600,21600">
-            <v:fill on="f" focussize="0,0"/>
-            <v:stroke on="f"/>
-            <v:imagedata r:id="rId5" o:title=""/>
-            <o:lock v:ext="edit" aspectratio="t"/>
-            <w10:wrap type="none"/>
-            <w10:anchorlock/>
-          </v:shape>
-          <o:OLEObject Type="Embed" ProgID="Equation.KSEE3" ShapeID="_x0000_i1044" DrawAspect="Content" ObjectID="_1468075725" r:id="rId4">
-            <o:LockedField>false</o:LockedField>
-          </o:OLEObject>
-        </w:object>
-      </w:r>
-      <w:r>
-        <w:t xml:space="preserve">：第 </w:t>
-      </w:r>
-      <w:r>
-        <w:rPr>
-          <w:position w:val="-6"/>
-        </w:rPr>
-        <w:object>
-          <v:shape id="_x0000_i1045" o:spt="75" type="#_x0000_t75" style="height:13pt;width:6.95pt;" o:ole="t" filled="f" o:preferrelative="t" stroked="f" coordsize="21600,21600">
+          <v:shape id="_x0000_i1025" o:spt="75" type="#_x0000_t75" style="height:13pt;width:6.95pt;" o:ole="t" filled="f" o:preferrelative="t" stroked="f" coordsize="21600,21600">
             <v:path/>
             <v:fill on="f" focussize="0,0"/>
             <v:stroke on="f"/>
@@ -215,29 +199,51 @@
             <w10:wrap type="none"/>
             <w10:anchorlock/>
           </v:shape>
-          <o:OLEObject Type="Embed" ProgID="Equation.KSEE3" ShapeID="_x0000_i1045" DrawAspect="Content" ObjectID="_1468075726" r:id="rId6">
+          <o:OLEObject Type="Embed" ProgID="Equation.KSEE3" ShapeID="_x0000_i1025" DrawAspect="Content" ObjectID="_1468075725" r:id="rId4">
             <o:LockedField>false</o:LockedField>
           </o:OLEObject>
         </w:object>
       </w:r>
       <w:r>
-        <w:t xml:space="preserve"> 个任务。</w:t>
-      </w:r>
-    </w:p>
-    <w:p>
-      <w:pPr>
-        <w:pStyle w:val="2"/>
-        <w:keepNext w:val="0"/>
-        <w:keepLines w:val="0"/>
-        <w:widowControl/>
-        <w:suppressLineNumbers w:val="0"/>
-      </w:pPr>
+        <w:t xml:space="preserve">：第 </w:t>
+      </w:r>
       <w:r>
         <w:rPr>
           <w:position w:val="-6"/>
         </w:rPr>
         <w:object>
-          <v:shape id="_x0000_i1047" o:spt="75" alt="" type="#_x0000_t75" style="height:13.95pt;width:10pt;" o:ole="t" filled="f" o:preferrelative="t" stroked="f" coordsize="21600,21600">
+          <v:shape id="_x0000_i1026" o:spt="75" type="#_x0000_t75" style="height:13pt;width:6.95pt;" o:ole="t" filled="f" o:preferrelative="t" stroked="f" coordsize="21600,21600">
+            <v:path/>
+            <v:fill on="f" focussize="0,0"/>
+            <v:stroke on="f"/>
+            <v:imagedata r:id="rId5" o:title=""/>
+            <o:lock v:ext="edit" aspectratio="t"/>
+            <w10:wrap type="none"/>
+            <w10:anchorlock/>
+          </v:shape>
+          <o:OLEObject Type="Embed" ProgID="Equation.KSEE3" ShapeID="_x0000_i1026" DrawAspect="Content" ObjectID="_1468075726" r:id="rId6">
+            <o:LockedField>false</o:LockedField>
+          </o:OLEObject>
+        </w:object>
+      </w:r>
+      <w:r>
+        <w:t xml:space="preserve"> 个任务。</w:t>
+      </w:r>
+    </w:p>
+    <w:p>
+      <w:pPr>
+        <w:pStyle w:val="2"/>
+        <w:keepNext w:val="0"/>
+        <w:keepLines w:val="0"/>
+        <w:widowControl/>
+        <w:suppressLineNumbers w:val="0"/>
+      </w:pPr>
+      <w:r>
+        <w:rPr>
+          <w:position w:val="-6"/>
+        </w:rPr>
+        <w:object>
+          <v:shape id="_x0000_i1027" o:spt="75" type="#_x0000_t75" style="height:13.95pt;width:10pt;" o:ole="t" filled="f" o:preferrelative="t" stroked="f" coordsize="21600,21600">
             <v:path/>
             <v:fill on="f" focussize="0,0"/>
             <v:stroke on="f"/>
@@ -246,7 +252,7 @@
             <w10:wrap type="none"/>
             <w10:anchorlock/>
           </v:shape>
-          <o:OLEObject Type="Embed" ProgID="Equation.KSEE3" ShapeID="_x0000_i1047" DrawAspect="Content" ObjectID="_1468075727" r:id="rId7">
+          <o:OLEObject Type="Embed" ProgID="Equation.KSEE3" ShapeID="_x0000_i1027" DrawAspect="Content" ObjectID="_1468075727" r:id="rId7">
             <o:LockedField>false</o:LockedField>
           </o:OLEObject>
         </w:object>
@@ -259,7 +265,7 @@
           <w:position w:val="-6"/>
         </w:rPr>
         <w:object>
-          <v:shape id="_x0000_i1048" o:spt="75" alt="" type="#_x0000_t75" style="height:13.95pt;width:10pt;" o:ole="t" filled="f" o:preferrelative="t" stroked="f" coordsize="21600,21600">
+          <v:shape id="_x0000_i1028" o:spt="75" type="#_x0000_t75" style="height:13.95pt;width:10pt;" o:ole="t" filled="f" o:preferrelative="t" stroked="f" coordsize="21600,21600">
             <v:path/>
             <v:fill on="f" focussize="0,0"/>
             <v:stroke on="f"/>
@@ -268,7 +274,7 @@
             <w10:wrap type="none"/>
             <w10:anchorlock/>
           </v:shape>
-          <o:OLEObject Type="Embed" ProgID="Equation.KSEE3" ShapeID="_x0000_i1048" DrawAspect="Content" ObjectID="_1468075728" r:id="rId9">
+          <o:OLEObject Type="Embed" ProgID="Equation.KSEE3" ShapeID="_x0000_i1028" DrawAspect="Content" ObjectID="_1468075728" r:id="rId9">
             <o:LockedField>false</o:LockedField>
           </o:OLEObject>
         </w:object>
@@ -290,7 +296,7 @@
           <w:position w:val="-6"/>
         </w:rPr>
         <w:object>
-          <v:shape id="_x0000_i1049" o:spt="75" alt="" type="#_x0000_t75" style="height:11pt;width:10pt;" o:ole="t" filled="f" o:preferrelative="t" stroked="f" coordsize="21600,21600">
+          <v:shape id="_x0000_i1029" o:spt="75" type="#_x0000_t75" style="height:11pt;width:10pt;" o:ole="t" filled="f" o:preferrelative="t" stroked="f" coordsize="21600,21600">
             <v:path/>
             <v:fill on="f" focussize="0,0"/>
             <v:stroke on="f"/>
@@ -299,7 +305,7 @@
             <w10:wrap type="none"/>
             <w10:anchorlock/>
           </v:shape>
-          <o:OLEObject Type="Embed" ProgID="Equation.KSEE3" ShapeID="_x0000_i1049" DrawAspect="Content" ObjectID="_1468075729" r:id="rId11">
+          <o:OLEObject Type="Embed" ProgID="Equation.KSEE3" ShapeID="_x0000_i1029" DrawAspect="Content" ObjectID="_1468075729" r:id="rId11">
             <o:LockedField>false</o:LockedField>
           </o:OLEObject>
         </w:object>
@@ -321,7 +327,7 @@
           <w:position w:val="-6"/>
         </w:rPr>
         <w:object>
-          <v:shape id="_x0000_i1050" o:spt="75" alt="" type="#_x0000_t75" style="height:13.95pt;width:10pt;" o:ole="t" filled="f" o:preferrelative="t" stroked="f" coordsize="21600,21600">
+          <v:shape id="_x0000_i1030" o:spt="75" type="#_x0000_t75" style="height:13.95pt;width:10pt;" o:ole="t" filled="f" o:preferrelative="t" stroked="f" coordsize="21600,21600">
             <v:path/>
             <v:fill on="f" focussize="0,0"/>
             <v:stroke on="f"/>
@@ -330,7 +336,7 @@
             <w10:wrap type="none"/>
             <w10:anchorlock/>
           </v:shape>
-          <o:OLEObject Type="Embed" ProgID="Equation.KSEE3" ShapeID="_x0000_i1050" DrawAspect="Content" ObjectID="_1468075730" r:id="rId13">
+          <o:OLEObject Type="Embed" ProgID="Equation.KSEE3" ShapeID="_x0000_i1030" DrawAspect="Content" ObjectID="_1468075730" r:id="rId13">
             <o:LockedField>false</o:LockedField>
           </o:OLEObject>
         </w:object>
@@ -352,7 +358,8 @@
           <w:position w:val="-12"/>
         </w:rPr>
         <w:object>
-          <v:shape id="_x0000_i1057" o:spt="75" type="#_x0000_t75" style="height:18pt;width:16pt;" o:ole="t" filled="f" o:preferrelative="t" stroked="f" coordsize="21600,21600">
+          <v:shape id="_x0000_i1031" o:spt="75" type="#_x0000_t75" style="height:18pt;width:16pt;" o:ole="t" filled="f" o:preferrelative="t" stroked="f" coordsize="21600,21600">
+            <v:path/>
             <v:fill on="f" focussize="0,0"/>
             <v:stroke on="f"/>
             <v:imagedata r:id="rId16" o:title=""/>
@@ -360,7 +367,7 @@
             <w10:wrap type="none"/>
             <w10:anchorlock/>
           </v:shape>
-          <o:OLEObject Type="Embed" ProgID="Equation.KSEE3" ShapeID="_x0000_i1057" DrawAspect="Content" ObjectID="_1468075731" r:id="rId15">
+          <o:OLEObject Type="Embed" ProgID="Equation.KSEE3" ShapeID="_x0000_i1031" DrawAspect="Content" ObjectID="_1468075731" r:id="rId15">
             <o:LockedField>false</o:LockedField>
           </o:OLEObject>
         </w:object>
@@ -373,7 +380,7 @@
           <w:position w:val="-6"/>
         </w:rPr>
         <w:object>
-          <v:shape id="_x0000_i1052" o:spt="75" alt="" type="#_x0000_t75" style="height:13.95pt;width:10pt;" o:ole="t" filled="f" o:preferrelative="t" stroked="f" coordsize="21600,21600">
+          <v:shape id="_x0000_i1032" o:spt="75" type="#_x0000_t75" style="height:13.95pt;width:10pt;" o:ole="t" filled="f" o:preferrelative="t" stroked="f" coordsize="21600,21600">
             <v:path/>
             <v:fill on="f" focussize="0,0"/>
             <v:stroke on="f"/>
@@ -382,7 +389,7 @@
             <w10:wrap type="none"/>
             <w10:anchorlock/>
           </v:shape>
-          <o:OLEObject Type="Embed" ProgID="Equation.KSEE3" ShapeID="_x0000_i1052" DrawAspect="Content" ObjectID="_1468075732" r:id="rId17">
+          <o:OLEObject Type="Embed" ProgID="Equation.KSEE3" ShapeID="_x0000_i1032" DrawAspect="Content" ObjectID="_1468075732" r:id="rId17">
             <o:LockedField>false</o:LockedField>
           </o:OLEObject>
         </w:object>
@@ -404,7 +411,7 @@
           <w:position w:val="-12"/>
         </w:rPr>
         <w:object>
-          <v:shape id="_x0000_i1053" o:spt="75" alt="" type="#_x0000_t75" style="height:18pt;width:16pt;" o:ole="t" filled="f" o:preferrelative="t" stroked="f" coordsize="21600,21600">
+          <v:shape id="_x0000_i1033" o:spt="75" type="#_x0000_t75" style="height:18pt;width:16pt;" o:ole="t" filled="f" o:preferrelative="t" stroked="f" coordsize="21600,21600">
             <v:path/>
             <v:fill on="f" focussize="0,0"/>
             <v:stroke on="f"/>
@@ -413,7 +420,7 @@
             <w10:wrap type="none"/>
             <w10:anchorlock/>
           </v:shape>
-          <o:OLEObject Type="Embed" ProgID="Equation.KSEE3" ShapeID="_x0000_i1053" DrawAspect="Content" ObjectID="_1468075733" r:id="rId19">
+          <o:OLEObject Type="Embed" ProgID="Equation.KSEE3" ShapeID="_x0000_i1033" DrawAspect="Content" ObjectID="_1468075733" r:id="rId19">
             <o:LockedField>false</o:LockedField>
           </o:OLEObject>
         </w:object>
@@ -426,7 +433,7 @@
           <w:position w:val="-6"/>
         </w:rPr>
         <w:object>
-          <v:shape id="_x0000_i1054" o:spt="75" alt="" type="#_x0000_t75" style="height:13.95pt;width:10pt;" o:ole="t" filled="f" o:preferrelative="t" stroked="f" coordsize="21600,21600">
+          <v:shape id="_x0000_i1034" o:spt="75" type="#_x0000_t75" style="height:13.95pt;width:10pt;" o:ole="t" filled="f" o:preferrelative="t" stroked="f" coordsize="21600,21600">
             <v:path/>
             <v:fill on="f" focussize="0,0"/>
             <v:stroke on="f"/>
@@ -435,7 +442,7 @@
             <w10:wrap type="none"/>
             <w10:anchorlock/>
           </v:shape>
-          <o:OLEObject Type="Embed" ProgID="Equation.KSEE3" ShapeID="_x0000_i1054" DrawAspect="Content" ObjectID="_1468075734" r:id="rId21">
+          <o:OLEObject Type="Embed" ProgID="Equation.KSEE3" ShapeID="_x0000_i1034" DrawAspect="Content" ObjectID="_1468075734" r:id="rId21">
             <o:LockedField>false</o:LockedField>
           </o:OLEObject>
         </w:object>
@@ -457,7 +464,8 @@
           <w:position w:val="-12"/>
         </w:rPr>
         <w:object>
-          <v:shape id="_x0000_i1055" o:spt="75" type="#_x0000_t75" style="height:19pt;width:16pt;" o:ole="t" filled="f" o:preferrelative="t" stroked="f" coordsize="21600,21600">
+          <v:shape id="_x0000_i1035" o:spt="75" type="#_x0000_t75" style="height:19pt;width:16pt;" o:ole="t" filled="f" o:preferrelative="t" stroked="f" coordsize="21600,21600">
+            <v:path/>
             <v:fill on="f" focussize="0,0"/>
             <v:stroke on="f"/>
             <v:imagedata r:id="rId24" o:title=""/>
@@ -465,7 +473,7 @@
             <w10:wrap type="none"/>
             <w10:anchorlock/>
           </v:shape>
-          <o:OLEObject Type="Embed" ProgID="Equation.KSEE3" ShapeID="_x0000_i1055" DrawAspect="Content" ObjectID="_1468075735" r:id="rId23">
+          <o:OLEObject Type="Embed" ProgID="Equation.KSEE3" ShapeID="_x0000_i1035" DrawAspect="Content" ObjectID="_1468075735" r:id="rId23">
             <o:LockedField>false</o:LockedField>
           </o:OLEObject>
         </w:object>
@@ -478,7 +486,7 @@
           <w:position w:val="-6"/>
         </w:rPr>
         <w:object>
-          <v:shape id="_x0000_i1075" o:spt="75" type="#_x0000_t75" style="height:13pt;width:6.95pt;" o:ole="t" filled="f" o:preferrelative="t" stroked="f" coordsize="21600,21600">
+          <v:shape id="_x0000_i1036" o:spt="75" type="#_x0000_t75" style="height:13pt;width:6.95pt;" o:ole="t" filled="f" o:preferrelative="t" stroked="f" coordsize="21600,21600">
             <v:path/>
             <v:fill on="f" focussize="0,0"/>
             <v:stroke on="f"/>
@@ -487,7 +495,7 @@
             <w10:wrap type="none"/>
             <w10:anchorlock/>
           </v:shape>
-          <o:OLEObject Type="Embed" ProgID="Equation.KSEE3" ShapeID="_x0000_i1075" DrawAspect="Content" ObjectID="_1468075736" r:id="rId25">
+          <o:OLEObject Type="Embed" ProgID="Equation.KSEE3" ShapeID="_x0000_i1036" DrawAspect="Content" ObjectID="_1468075736" r:id="rId25">
             <o:LockedField>false</o:LockedField>
           </o:OLEObject>
         </w:object>
@@ -509,7 +517,8 @@
           <w:position w:val="-12"/>
         </w:rPr>
         <w:object>
-          <v:shape id="_x0000_i1056" o:spt="75" type="#_x0000_t75" style="height:19pt;width:22pt;" o:ole="t" filled="f" o:preferrelative="t" stroked="f" coordsize="21600,21600">
+          <v:shape id="_x0000_i1037" o:spt="75" type="#_x0000_t75" style="height:19pt;width:22pt;" o:ole="t" filled="f" o:preferrelative="t" stroked="f" coordsize="21600,21600">
+            <v:path/>
             <v:fill on="f" focussize="0,0"/>
             <v:stroke on="f"/>
             <v:imagedata r:id="rId27" o:title=""/>
@@ -517,7 +526,7 @@
             <w10:wrap type="none"/>
             <w10:anchorlock/>
           </v:shape>
-          <o:OLEObject Type="Embed" ProgID="Equation.KSEE3" ShapeID="_x0000_i1056" DrawAspect="Content" ObjectID="_1468075737" r:id="rId26">
+          <o:OLEObject Type="Embed" ProgID="Equation.KSEE3" ShapeID="_x0000_i1037" DrawAspect="Content" ObjectID="_1468075737" r:id="rId26">
             <o:LockedField>false</o:LockedField>
           </o:OLEObject>
         </w:object>
@@ -530,7 +539,7 @@
           <w:position w:val="-6"/>
         </w:rPr>
         <w:object>
-          <v:shape id="_x0000_i1076" o:spt="75" type="#_x0000_t75" style="height:13pt;width:6.95pt;" o:ole="t" filled="f" o:preferrelative="t" stroked="f" coordsize="21600,21600">
+          <v:shape id="_x0000_i1038" o:spt="75" type="#_x0000_t75" style="height:13pt;width:6.95pt;" o:ole="t" filled="f" o:preferrelative="t" stroked="f" coordsize="21600,21600">
             <v:path/>
             <v:fill on="f" focussize="0,0"/>
             <v:stroke on="f"/>
@@ -539,7 +548,7 @@
             <w10:wrap type="none"/>
             <w10:anchorlock/>
           </v:shape>
-          <o:OLEObject Type="Embed" ProgID="Equation.KSEE3" ShapeID="_x0000_i1076" DrawAspect="Content" ObjectID="_1468075738" r:id="rId28">
+          <o:OLEObject Type="Embed" ProgID="Equation.KSEE3" ShapeID="_x0000_i1038" DrawAspect="Content" ObjectID="_1468075738" r:id="rId28">
             <o:LockedField>false</o:LockedField>
           </o:OLEObject>
         </w:object>
@@ -561,7 +570,7 @@
           <w:position w:val="-12"/>
         </w:rPr>
         <w:object>
-          <v:shape id="_x0000_i1058" o:spt="75" alt="" type="#_x0000_t75" style="height:20pt;width:12pt;" o:ole="t" filled="f" o:preferrelative="t" stroked="f" coordsize="21600,21600">
+          <v:shape id="_x0000_i1039" o:spt="75" type="#_x0000_t75" style="height:20pt;width:12pt;" o:ole="t" filled="f" o:preferrelative="t" stroked="f" coordsize="21600,21600">
             <v:path/>
             <v:fill on="f" focussize="0,0"/>
             <v:stroke on="f"/>
@@ -570,7 +579,7 @@
             <w10:wrap type="none"/>
             <w10:anchorlock/>
           </v:shape>
-          <o:OLEObject Type="Embed" ProgID="Equation.KSEE3" ShapeID="_x0000_i1058" DrawAspect="Content" ObjectID="_1468075739" r:id="rId29">
+          <o:OLEObject Type="Embed" ProgID="Equation.KSEE3" ShapeID="_x0000_i1039" DrawAspect="Content" ObjectID="_1468075739" r:id="rId29">
             <o:LockedField>false</o:LockedField>
           </o:OLEObject>
         </w:object>
@@ -583,7 +592,7 @@
           <w:position w:val="-6"/>
         </w:rPr>
         <w:object>
-          <v:shape id="_x0000_i1077" o:spt="75" type="#_x0000_t75" style="height:13pt;width:6.95pt;" o:ole="t" filled="f" o:preferrelative="t" stroked="f" coordsize="21600,21600">
+          <v:shape id="_x0000_i1040" o:spt="75" type="#_x0000_t75" style="height:13pt;width:6.95pt;" o:ole="t" filled="f" o:preferrelative="t" stroked="f" coordsize="21600,21600">
             <v:path/>
             <v:fill on="f" focussize="0,0"/>
             <v:stroke on="f"/>
@@ -592,7 +601,7 @@
             <w10:wrap type="none"/>
             <w10:anchorlock/>
           </v:shape>
-          <o:OLEObject Type="Embed" ProgID="Equation.KSEE3" ShapeID="_x0000_i1077" DrawAspect="Content" ObjectID="_1468075740" r:id="rId31">
+          <o:OLEObject Type="Embed" ProgID="Equation.KSEE3" ShapeID="_x0000_i1040" DrawAspect="Content" ObjectID="_1468075740" r:id="rId31">
             <o:LockedField>false</o:LockedField>
           </o:OLEObject>
         </w:object>
@@ -614,7 +623,8 @@
           <w:position w:val="-12"/>
         </w:rPr>
         <w:object>
-          <v:shape id="_x0000_i1059" o:spt="75" type="#_x0000_t75" style="height:20pt;width:12pt;" o:ole="t" filled="f" o:preferrelative="t" stroked="f" coordsize="21600,21600">
+          <v:shape id="_x0000_i1041" o:spt="75" type="#_x0000_t75" style="height:20pt;width:12pt;" o:ole="t" filled="f" o:preferrelative="t" stroked="f" coordsize="21600,21600">
+            <v:path/>
             <v:fill on="f" focussize="0,0"/>
             <v:stroke on="f"/>
             <v:imagedata r:id="rId33" o:title=""/>
@@ -622,7 +632,7 @@
             <w10:wrap type="none"/>
             <w10:anchorlock/>
           </v:shape>
-          <o:OLEObject Type="Embed" ProgID="Equation.KSEE3" ShapeID="_x0000_i1059" DrawAspect="Content" ObjectID="_1468075741" r:id="rId32">
+          <o:OLEObject Type="Embed" ProgID="Equation.KSEE3" ShapeID="_x0000_i1041" DrawAspect="Content" ObjectID="_1468075741" r:id="rId32">
             <o:LockedField>false</o:LockedField>
           </o:OLEObject>
         </w:object>
@@ -635,7 +645,7 @@
           <w:position w:val="-6"/>
         </w:rPr>
         <w:object>
-          <v:shape id="_x0000_i1078" o:spt="75" type="#_x0000_t75" style="height:13pt;width:6.95pt;" o:ole="t" filled="f" o:preferrelative="t" stroked="f" coordsize="21600,21600">
+          <v:shape id="_x0000_i1042" o:spt="75" type="#_x0000_t75" style="height:13pt;width:6.95pt;" o:ole="t" filled="f" o:preferrelative="t" stroked="f" coordsize="21600,21600">
             <v:path/>
             <v:fill on="f" focussize="0,0"/>
             <v:stroke on="f"/>
@@ -644,7 +654,7 @@
             <w10:wrap type="none"/>
             <w10:anchorlock/>
           </v:shape>
-          <o:OLEObject Type="Embed" ProgID="Equation.KSEE3" ShapeID="_x0000_i1078" DrawAspect="Content" ObjectID="_1468075742" r:id="rId34">
+          <o:OLEObject Type="Embed" ProgID="Equation.KSEE3" ShapeID="_x0000_i1042" DrawAspect="Content" ObjectID="_1468075742" r:id="rId34">
             <o:LockedField>false</o:LockedField>
           </o:OLEObject>
         </w:object>
@@ -666,7 +676,7 @@
           <w:position w:val="-12"/>
         </w:rPr>
         <w:object>
-          <v:shape id="_x0000_i1060" o:spt="75" alt="" type="#_x0000_t75" style="height:18pt;width:15pt;" o:ole="t" filled="f" o:preferrelative="t" stroked="f" coordsize="21600,21600">
+          <v:shape id="_x0000_i1043" o:spt="75" type="#_x0000_t75" style="height:18pt;width:15pt;" o:ole="t" filled="f" o:preferrelative="t" stroked="f" coordsize="21600,21600">
             <v:path/>
             <v:fill on="f" focussize="0,0"/>
             <v:stroke on="f"/>
@@ -675,7 +685,7 @@
             <w10:wrap type="none"/>
             <w10:anchorlock/>
           </v:shape>
-          <o:OLEObject Type="Embed" ProgID="Equation.KSEE3" ShapeID="_x0000_i1060" DrawAspect="Content" ObjectID="_1468075743" r:id="rId35">
+          <o:OLEObject Type="Embed" ProgID="Equation.KSEE3" ShapeID="_x0000_i1043" DrawAspect="Content" ObjectID="_1468075743" r:id="rId35">
             <o:LockedField>false</o:LockedField>
           </o:OLEObject>
         </w:object>
@@ -688,7 +698,7 @@
           <w:position w:val="-6"/>
         </w:rPr>
         <w:object>
-          <v:shape id="_x0000_i1086" o:spt="75" type="#_x0000_t75" style="height:13.95pt;width:10pt;" o:ole="t" filled="f" o:preferrelative="t" stroked="f" coordsize="21600,21600">
+          <v:shape id="_x0000_i1044" o:spt="75" type="#_x0000_t75" style="height:13.95pt;width:10pt;" o:ole="t" filled="f" o:preferrelative="t" stroked="f" coordsize="21600,21600">
             <v:path/>
             <v:fill on="f" focussize="0,0"/>
             <v:stroke on="f"/>
@@ -697,7 +707,7 @@
             <w10:wrap type="none"/>
             <w10:anchorlock/>
           </v:shape>
-          <o:OLEObject Type="Embed" ProgID="Equation.KSEE3" ShapeID="_x0000_i1086" DrawAspect="Content" ObjectID="_1468075744" r:id="rId37">
+          <o:OLEObject Type="Embed" ProgID="Equation.KSEE3" ShapeID="_x0000_i1044" DrawAspect="Content" ObjectID="_1468075744" r:id="rId37">
             <o:LockedField>false</o:LockedField>
           </o:OLEObject>
         </w:object>
@@ -719,7 +729,8 @@
           <w:position w:val="-14"/>
         </w:rPr>
         <w:object>
-          <v:shape id="_x0000_i1061" o:spt="75" type="#_x0000_t75" style="height:19pt;width:26pt;" o:ole="t" filled="f" o:preferrelative="t" stroked="f" coordsize="21600,21600">
+          <v:shape id="_x0000_i1045" o:spt="75" type="#_x0000_t75" style="height:19pt;width:26pt;" o:ole="t" filled="f" o:preferrelative="t" stroked="f" coordsize="21600,21600">
+            <v:path/>
             <v:fill on="f" focussize="0,0"/>
             <v:stroke on="f"/>
             <v:imagedata r:id="rId39" o:title=""/>
@@ -727,7 +738,7 @@
             <w10:wrap type="none"/>
             <w10:anchorlock/>
           </v:shape>
-          <o:OLEObject Type="Embed" ProgID="Equation.KSEE3" ShapeID="_x0000_i1061" DrawAspect="Content" ObjectID="_1468075745" r:id="rId38">
+          <o:OLEObject Type="Embed" ProgID="Equation.KSEE3" ShapeID="_x0000_i1045" DrawAspect="Content" ObjectID="_1468075745" r:id="rId38">
             <o:LockedField>false</o:LockedField>
           </o:OLEObject>
         </w:object>
@@ -740,7 +751,7 @@
           <w:position w:val="-6"/>
         </w:rPr>
         <w:object>
-          <v:shape id="_x0000_i1079" o:spt="75" type="#_x0000_t75" style="height:13pt;width:6.95pt;" o:ole="t" filled="f" o:preferrelative="t" stroked="f" coordsize="21600,21600">
+          <v:shape id="_x0000_i1046" o:spt="75" type="#_x0000_t75" style="height:13pt;width:6.95pt;" o:ole="t" filled="f" o:preferrelative="t" stroked="f" coordsize="21600,21600">
             <v:path/>
             <v:fill on="f" focussize="0,0"/>
             <v:stroke on="f"/>
@@ -749,7 +760,7 @@
             <w10:wrap type="none"/>
             <w10:anchorlock/>
           </v:shape>
-          <o:OLEObject Type="Embed" ProgID="Equation.KSEE3" ShapeID="_x0000_i1079" DrawAspect="Content" ObjectID="_1468075746" r:id="rId40">
+          <o:OLEObject Type="Embed" ProgID="Equation.KSEE3" ShapeID="_x0000_i1046" DrawAspect="Content" ObjectID="_1468075746" r:id="rId40">
             <o:LockedField>false</o:LockedField>
           </o:OLEObject>
         </w:object>
@@ -771,7 +782,7 @@
           <w:position w:val="-12"/>
         </w:rPr>
         <w:object>
-          <v:shape id="_x0000_i1063" o:spt="75" alt="" type="#_x0000_t75" style="height:18pt;width:15pt;" o:ole="t" filled="f" o:preferrelative="t" stroked="f" coordsize="21600,21600">
+          <v:shape id="_x0000_i1047" o:spt="75" type="#_x0000_t75" style="height:18pt;width:15pt;" o:ole="t" filled="f" o:preferrelative="t" stroked="f" coordsize="21600,21600">
             <v:path/>
             <v:fill on="f" focussize="0,0"/>
             <v:stroke on="f"/>
@@ -780,7 +791,7 @@
             <w10:wrap type="none"/>
             <w10:anchorlock/>
           </v:shape>
-          <o:OLEObject Type="Embed" ProgID="Equation.KSEE3" ShapeID="_x0000_i1063" DrawAspect="Content" ObjectID="_1468075747" r:id="rId41">
+          <o:OLEObject Type="Embed" ProgID="Equation.KSEE3" ShapeID="_x0000_i1047" DrawAspect="Content" ObjectID="_1468075747" r:id="rId41">
             <o:LockedField>false</o:LockedField>
           </o:OLEObject>
         </w:object>
@@ -793,7 +804,7 @@
           <w:position w:val="-6"/>
         </w:rPr>
         <w:object>
-          <v:shape id="_x0000_i1080" o:spt="75" type="#_x0000_t75" style="height:13pt;width:6.95pt;" o:ole="t" filled="f" o:preferrelative="t" stroked="f" coordsize="21600,21600">
+          <v:shape id="_x0000_i1048" o:spt="75" type="#_x0000_t75" style="height:13pt;width:6.95pt;" o:ole="t" filled="f" o:preferrelative="t" stroked="f" coordsize="21600,21600">
             <v:path/>
             <v:fill on="f" focussize="0,0"/>
             <v:stroke on="f"/>
@@ -802,7 +813,7 @@
             <w10:wrap type="none"/>
             <w10:anchorlock/>
           </v:shape>
-          <o:OLEObject Type="Embed" ProgID="Equation.KSEE3" ShapeID="_x0000_i1080" DrawAspect="Content" ObjectID="_1468075748" r:id="rId43">
+          <o:OLEObject Type="Embed" ProgID="Equation.KSEE3" ShapeID="_x0000_i1048" DrawAspect="Content" ObjectID="_1468075748" r:id="rId43">
             <o:LockedField>false</o:LockedField>
           </o:OLEObject>
         </w:object>
@@ -824,7 +835,7 @@
           <w:position w:val="-12"/>
         </w:rPr>
         <w:object>
-          <v:shape id="_x0000_i1064" o:spt="75" alt="" type="#_x0000_t75" style="height:19pt;width:13.95pt;" o:ole="t" filled="f" o:preferrelative="t" stroked="f" coordsize="21600,21600">
+          <v:shape id="_x0000_i1049" o:spt="75" type="#_x0000_t75" style="height:19pt;width:13.95pt;" o:ole="t" filled="f" o:preferrelative="t" stroked="f" coordsize="21600,21600">
             <v:path/>
             <v:fill on="f" focussize="0,0"/>
             <v:stroke on="f"/>
@@ -833,7 +844,7 @@
             <w10:wrap type="none"/>
             <w10:anchorlock/>
           </v:shape>
-          <o:OLEObject Type="Embed" ProgID="Equation.KSEE3" ShapeID="_x0000_i1064" DrawAspect="Content" ObjectID="_1468075749" r:id="rId44">
+          <o:OLEObject Type="Embed" ProgID="Equation.KSEE3" ShapeID="_x0000_i1049" DrawAspect="Content" ObjectID="_1468075749" r:id="rId44">
             <o:LockedField>false</o:LockedField>
           </o:OLEObject>
         </w:object>
@@ -846,7 +857,7 @@
           <w:position w:val="-6"/>
         </w:rPr>
         <w:object>
-          <v:shape id="_x0000_i1081" o:spt="75" type="#_x0000_t75" style="height:13pt;width:6.95pt;" o:ole="t" filled="f" o:preferrelative="t" stroked="f" coordsize="21600,21600">
+          <v:shape id="_x0000_i1050" o:spt="75" type="#_x0000_t75" style="height:13pt;width:6.95pt;" o:ole="t" filled="f" o:preferrelative="t" stroked="f" coordsize="21600,21600">
             <v:path/>
             <v:fill on="f" focussize="0,0"/>
             <v:stroke on="f"/>
@@ -855,7 +866,7 @@
             <w10:wrap type="none"/>
             <w10:anchorlock/>
           </v:shape>
-          <o:OLEObject Type="Embed" ProgID="Equation.KSEE3" ShapeID="_x0000_i1081" DrawAspect="Content" ObjectID="_1468075750" r:id="rId46">
+          <o:OLEObject Type="Embed" ProgID="Equation.KSEE3" ShapeID="_x0000_i1050" DrawAspect="Content" ObjectID="_1468075750" r:id="rId46">
             <o:LockedField>false</o:LockedField>
           </o:OLEObject>
         </w:object>
@@ -877,7 +888,7 @@
           <w:position w:val="-12"/>
         </w:rPr>
         <w:object>
-          <v:shape id="_x0000_i1065" o:spt="75" alt="" type="#_x0000_t75" style="height:19pt;width:13.95pt;" o:ole="t" filled="f" o:preferrelative="t" stroked="f" coordsize="21600,21600">
+          <v:shape id="_x0000_i1051" o:spt="75" type="#_x0000_t75" style="height:19pt;width:13.95pt;" o:ole="t" filled="f" o:preferrelative="t" stroked="f" coordsize="21600,21600">
             <v:path/>
             <v:fill on="f" focussize="0,0"/>
             <v:stroke on="f"/>
@@ -886,7 +897,7 @@
             <w10:wrap type="none"/>
             <w10:anchorlock/>
           </v:shape>
-          <o:OLEObject Type="Embed" ProgID="Equation.KSEE3" ShapeID="_x0000_i1065" DrawAspect="Content" ObjectID="_1468075751" r:id="rId47">
+          <o:OLEObject Type="Embed" ProgID="Equation.KSEE3" ShapeID="_x0000_i1051" DrawAspect="Content" ObjectID="_1468075751" r:id="rId47">
             <o:LockedField>false</o:LockedField>
           </o:OLEObject>
         </w:object>
@@ -908,7 +919,7 @@
           <w:position w:val="-12"/>
         </w:rPr>
         <w:object>
-          <v:shape id="_x0000_i1067" o:spt="75" alt="" type="#_x0000_t75" style="height:18pt;width:15pt;" o:ole="t" filled="f" o:preferrelative="t" stroked="f" coordsize="21600,21600">
+          <v:shape id="_x0000_i1052" o:spt="75" type="#_x0000_t75" style="height:18pt;width:15pt;" o:ole="t" filled="f" o:preferrelative="t" stroked="f" coordsize="21600,21600">
             <v:path/>
             <v:fill on="f" focussize="0,0"/>
             <v:stroke on="f"/>
@@ -917,7 +928,7 @@
             <w10:wrap type="none"/>
             <w10:anchorlock/>
           </v:shape>
-          <o:OLEObject Type="Embed" ProgID="Equation.KSEE3" ShapeID="_x0000_i1067" DrawAspect="Content" ObjectID="_1468075752" r:id="rId49">
+          <o:OLEObject Type="Embed" ProgID="Equation.KSEE3" ShapeID="_x0000_i1052" DrawAspect="Content" ObjectID="_1468075752" r:id="rId49">
             <o:LockedField>false</o:LockedField>
           </o:OLEObject>
         </w:object>
@@ -930,7 +941,7 @@
           <w:position w:val="-6"/>
         </w:rPr>
         <w:object>
-          <v:shape id="_x0000_i1082" o:spt="75" type="#_x0000_t75" style="height:13pt;width:6.95pt;" o:ole="t" filled="f" o:preferrelative="t" stroked="f" coordsize="21600,21600">
+          <v:shape id="_x0000_i1053" o:spt="75" type="#_x0000_t75" style="height:13pt;width:6.95pt;" o:ole="t" filled="f" o:preferrelative="t" stroked="f" coordsize="21600,21600">
             <v:path/>
             <v:fill on="f" focussize="0,0"/>
             <v:stroke on="f"/>
@@ -939,7 +950,7 @@
             <w10:wrap type="none"/>
             <w10:anchorlock/>
           </v:shape>
-          <o:OLEObject Type="Embed" ProgID="Equation.KSEE3" ShapeID="_x0000_i1082" DrawAspect="Content" ObjectID="_1468075753" r:id="rId51">
+          <o:OLEObject Type="Embed" ProgID="Equation.KSEE3" ShapeID="_x0000_i1053" DrawAspect="Content" ObjectID="_1468075753" r:id="rId51">
             <o:LockedField>false</o:LockedField>
           </o:OLEObject>
         </w:object>
@@ -961,7 +972,7 @@
           <w:position w:val="-12"/>
         </w:rPr>
         <w:object>
-          <v:shape id="_x0000_i1068" o:spt="75" alt="" type="#_x0000_t75" style="height:18pt;width:13pt;" o:ole="t" filled="f" o:preferrelative="t" stroked="f" coordsize="21600,21600">
+          <v:shape id="_x0000_i1054" o:spt="75" type="#_x0000_t75" style="height:18pt;width:13pt;" o:ole="t" filled="f" o:preferrelative="t" stroked="f" coordsize="21600,21600">
             <v:path/>
             <v:fill on="f" focussize="0,0"/>
             <v:stroke on="f"/>
@@ -970,7 +981,7 @@
             <w10:wrap type="none"/>
             <w10:anchorlock/>
           </v:shape>
-          <o:OLEObject Type="Embed" ProgID="Equation.KSEE3" ShapeID="_x0000_i1068" DrawAspect="Content" ObjectID="_1468075754" r:id="rId52">
+          <o:OLEObject Type="Embed" ProgID="Equation.KSEE3" ShapeID="_x0000_i1054" DrawAspect="Content" ObjectID="_1468075754" r:id="rId52">
             <o:LockedField>false</o:LockedField>
           </o:OLEObject>
         </w:object>
@@ -983,7 +994,7 @@
           <w:position w:val="-6"/>
         </w:rPr>
         <w:object>
-          <v:shape id="_x0000_i1083" o:spt="75" type="#_x0000_t75" style="height:13pt;width:6.95pt;" o:ole="t" filled="f" o:preferrelative="t" stroked="f" coordsize="21600,21600">
+          <v:shape id="_x0000_i1055" o:spt="75" type="#_x0000_t75" style="height:13pt;width:6.95pt;" o:ole="t" filled="f" o:preferrelative="t" stroked="f" coordsize="21600,21600">
             <v:path/>
             <v:fill on="f" focussize="0,0"/>
             <v:stroke on="f"/>
@@ -992,7 +1003,7 @@
             <w10:wrap type="none"/>
             <w10:anchorlock/>
           </v:shape>
-          <o:OLEObject Type="Embed" ProgID="Equation.KSEE3" ShapeID="_x0000_i1083" DrawAspect="Content" ObjectID="_1468075755" r:id="rId54">
+          <o:OLEObject Type="Embed" ProgID="Equation.KSEE3" ShapeID="_x0000_i1055" DrawAspect="Content" ObjectID="_1468075755" r:id="rId54">
             <o:LockedField>false</o:LockedField>
           </o:OLEObject>
         </w:object>
@@ -1014,7 +1025,7 @@
           <w:position w:val="-12"/>
         </w:rPr>
         <w:object>
-          <v:shape id="_x0000_i1069" o:spt="75" alt="" type="#_x0000_t75" style="height:18pt;width:13.95pt;" o:ole="t" filled="f" o:preferrelative="t" stroked="f" coordsize="21600,21600">
+          <v:shape id="_x0000_i1056" o:spt="75" type="#_x0000_t75" style="height:18pt;width:13.95pt;" o:ole="t" filled="f" o:preferrelative="t" stroked="f" coordsize="21600,21600">
             <v:path/>
             <v:fill on="f" focussize="0,0"/>
             <v:stroke on="f"/>
@@ -1023,7 +1034,7 @@
             <w10:wrap type="none"/>
             <w10:anchorlock/>
           </v:shape>
-          <o:OLEObject Type="Embed" ProgID="Equation.KSEE3" ShapeID="_x0000_i1069" DrawAspect="Content" ObjectID="_1468075756" r:id="rId55">
+          <o:OLEObject Type="Embed" ProgID="Equation.KSEE3" ShapeID="_x0000_i1056" DrawAspect="Content" ObjectID="_1468075756" r:id="rId55">
             <o:LockedField>false</o:LockedField>
           </o:OLEObject>
         </w:object>
@@ -1036,7 +1047,7 @@
           <w:position w:val="-6"/>
         </w:rPr>
         <w:object>
-          <v:shape id="_x0000_i1087" o:spt="75" type="#_x0000_t75" style="height:13.95pt;width:10pt;" o:ole="t" filled="f" o:preferrelative="t" stroked="f" coordsize="21600,21600">
+          <v:shape id="_x0000_i1057" o:spt="75" type="#_x0000_t75" style="height:13.95pt;width:10pt;" o:ole="t" filled="f" o:preferrelative="t" stroked="f" coordsize="21600,21600">
             <v:path/>
             <v:fill on="f" focussize="0,0"/>
             <v:stroke on="f"/>
@@ -1045,7 +1056,7 @@
             <w10:wrap type="none"/>
             <w10:anchorlock/>
           </v:shape>
-          <o:OLEObject Type="Embed" ProgID="Equation.KSEE3" ShapeID="_x0000_i1087" DrawAspect="Content" ObjectID="_1468075757" r:id="rId57">
+          <o:OLEObject Type="Embed" ProgID="Equation.KSEE3" ShapeID="_x0000_i1057" DrawAspect="Content" ObjectID="_1468075757" r:id="rId57">
             <o:LockedField>false</o:LockedField>
           </o:OLEObject>
         </w:object>
@@ -1067,7 +1078,7 @@
           <w:position w:val="-12"/>
         </w:rPr>
         <w:object>
-          <v:shape id="_x0000_i1070" o:spt="75" alt="" type="#_x0000_t75" style="height:18pt;width:13.95pt;" o:ole="t" filled="f" o:preferrelative="t" stroked="f" coordsize="21600,21600">
+          <v:shape id="_x0000_i1058" o:spt="75" type="#_x0000_t75" style="height:18pt;width:13.95pt;" o:ole="t" filled="f" o:preferrelative="t" stroked="f" coordsize="21600,21600">
             <v:path/>
             <v:fill on="f" focussize="0,0"/>
             <v:stroke on="f"/>
@@ -1076,7 +1087,7 @@
             <w10:wrap type="none"/>
             <w10:anchorlock/>
           </v:shape>
-          <o:OLEObject Type="Embed" ProgID="Equation.KSEE3" ShapeID="_x0000_i1070" DrawAspect="Content" ObjectID="_1468075758" r:id="rId58">
+          <o:OLEObject Type="Embed" ProgID="Equation.KSEE3" ShapeID="_x0000_i1058" DrawAspect="Content" ObjectID="_1468075758" r:id="rId58">
             <o:LockedField>false</o:LockedField>
           </o:OLEObject>
         </w:object>
@@ -1089,7 +1100,7 @@
           <w:position w:val="-6"/>
         </w:rPr>
         <w:object>
-          <v:shape id="_x0000_i1088" o:spt="75" type="#_x0000_t75" style="height:13.95pt;width:10pt;" o:ole="t" filled="f" o:preferrelative="t" stroked="f" coordsize="21600,21600">
+          <v:shape id="_x0000_i1059" o:spt="75" type="#_x0000_t75" style="height:13.95pt;width:10pt;" o:ole="t" filled="f" o:preferrelative="t" stroked="f" coordsize="21600,21600">
             <v:path/>
             <v:fill on="f" focussize="0,0"/>
             <v:stroke on="f"/>
@@ -1098,7 +1109,7 @@
             <w10:wrap type="none"/>
             <w10:anchorlock/>
           </v:shape>
-          <o:OLEObject Type="Embed" ProgID="Equation.KSEE3" ShapeID="_x0000_i1088" DrawAspect="Content" ObjectID="_1468075759" r:id="rId60">
+          <o:OLEObject Type="Embed" ProgID="Equation.KSEE3" ShapeID="_x0000_i1059" DrawAspect="Content" ObjectID="_1468075759" r:id="rId60">
             <o:LockedField>false</o:LockedField>
           </o:OLEObject>
         </w:object>
@@ -1120,7 +1131,7 @@
           <w:position w:val="-12"/>
         </w:rPr>
         <w:object>
-          <v:shape id="_x0000_i1071" o:spt="75" alt="" type="#_x0000_t75" style="height:19pt;width:21pt;" o:ole="t" filled="f" o:preferrelative="t" stroked="f" coordsize="21600,21600">
+          <v:shape id="_x0000_i1060" o:spt="75" type="#_x0000_t75" style="height:19pt;width:21pt;" o:ole="t" filled="f" o:preferrelative="t" stroked="f" coordsize="21600,21600">
             <v:path/>
             <v:fill on="f" focussize="0,0"/>
             <v:stroke on="f"/>
@@ -1129,7 +1140,7 @@
             <w10:wrap type="none"/>
             <w10:anchorlock/>
           </v:shape>
-          <o:OLEObject Type="Embed" ProgID="Equation.KSEE3" ShapeID="_x0000_i1071" DrawAspect="Content" ObjectID="_1468075760" r:id="rId61">
+          <o:OLEObject Type="Embed" ProgID="Equation.KSEE3" ShapeID="_x0000_i1060" DrawAspect="Content" ObjectID="_1468075760" r:id="rId61">
             <o:LockedField>false</o:LockedField>
           </o:OLEObject>
         </w:object>
@@ -1142,7 +1153,7 @@
           <w:position w:val="-6"/>
         </w:rPr>
         <w:object>
-          <v:shape id="_x0000_i1084" o:spt="75" type="#_x0000_t75" style="height:13pt;width:6.95pt;" o:ole="t" filled="f" o:preferrelative="t" stroked="f" coordsize="21600,21600">
+          <v:shape id="_x0000_i1061" o:spt="75" type="#_x0000_t75" style="height:13pt;width:6.95pt;" o:ole="t" filled="f" o:preferrelative="t" stroked="f" coordsize="21600,21600">
             <v:path/>
             <v:fill on="f" focussize="0,0"/>
             <v:stroke on="f"/>
@@ -1151,7 +1162,7 @@
             <w10:wrap type="none"/>
             <w10:anchorlock/>
           </v:shape>
-          <o:OLEObject Type="Embed" ProgID="Equation.KSEE3" ShapeID="_x0000_i1084" DrawAspect="Content" ObjectID="_1468075761" r:id="rId63">
+          <o:OLEObject Type="Embed" ProgID="Equation.KSEE3" ShapeID="_x0000_i1061" DrawAspect="Content" ObjectID="_1468075761" r:id="rId63">
             <o:LockedField>false</o:LockedField>
           </o:OLEObject>
         </w:object>
@@ -1173,7 +1184,7 @@
           <w:position w:val="-12"/>
         </w:rPr>
         <w:object>
-          <v:shape id="_x0000_i1073" o:spt="75" alt="" type="#_x0000_t75" style="height:18pt;width:13.95pt;" o:ole="t" filled="f" o:preferrelative="t" stroked="f" coordsize="21600,21600">
+          <v:shape id="_x0000_i1062" o:spt="75" type="#_x0000_t75" style="height:18pt;width:13.95pt;" o:ole="t" filled="f" o:preferrelative="t" stroked="f" coordsize="21600,21600">
             <v:path/>
             <v:fill on="f" focussize="0,0"/>
             <v:stroke on="f"/>
@@ -1182,7 +1193,7 @@
             <w10:wrap type="none"/>
             <w10:anchorlock/>
           </v:shape>
-          <o:OLEObject Type="Embed" ProgID="Equation.KSEE3" ShapeID="_x0000_i1073" DrawAspect="Content" ObjectID="_1468075762" r:id="rId64">
+          <o:OLEObject Type="Embed" ProgID="Equation.KSEE3" ShapeID="_x0000_i1062" DrawAspect="Content" ObjectID="_1468075762" r:id="rId64">
             <o:LockedField>false</o:LockedField>
           </o:OLEObject>
         </w:object>
@@ -1202,7 +1213,7 @@
           <w:position w:val="-6"/>
         </w:rPr>
         <w:object>
-          <v:shape id="_x0000_i1085" o:spt="75" type="#_x0000_t75" style="height:13pt;width:6.95pt;" o:ole="t" filled="f" o:preferrelative="t" stroked="f" coordsize="21600,21600">
+          <v:shape id="_x0000_i1063" o:spt="75" type="#_x0000_t75" style="height:13pt;width:6.95pt;" o:ole="t" filled="f" o:preferrelative="t" stroked="f" coordsize="21600,21600">
             <v:path/>
             <v:fill on="f" focussize="0,0"/>
             <v:stroke on="f"/>
@@ -1211,7 +1222,7 @@
             <w10:wrap type="none"/>
             <w10:anchorlock/>
           </v:shape>
-          <o:OLEObject Type="Embed" ProgID="Equation.KSEE3" ShapeID="_x0000_i1085" DrawAspect="Content" ObjectID="_1468075763" r:id="rId66">
+          <o:OLEObject Type="Embed" ProgID="Equation.KSEE3" ShapeID="_x0000_i1063" DrawAspect="Content" ObjectID="_1468075763" r:id="rId66">
             <o:LockedField>false</o:LockedField>
           </o:OLEObject>
         </w:object>
@@ -1233,7 +1244,8 @@
           <w:position w:val="-6"/>
         </w:rPr>
         <w:object>
-          <v:shape id="_x0000_i1074" o:spt="75" type="#_x0000_t75" style="height:13.95pt;width:10pt;" o:ole="t" filled="f" o:preferrelative="t" stroked="f" coordsize="21600,21600">
+          <v:shape id="_x0000_i1064" o:spt="75" type="#_x0000_t75" style="height:13.95pt;width:10pt;" o:ole="t" filled="f" o:preferrelative="t" stroked="f" coordsize="21600,21600">
+            <v:path/>
             <v:fill on="f" focussize="0,0"/>
             <v:stroke on="f"/>
             <v:imagedata r:id="rId68" o:title=""/>
@@ -1241,7 +1253,7 @@
             <w10:wrap type="none"/>
             <w10:anchorlock/>
           </v:shape>
-          <o:OLEObject Type="Embed" ProgID="Equation.KSEE3" ShapeID="_x0000_i1074" DrawAspect="Content" ObjectID="_1468075764" r:id="rId67">
+          <o:OLEObject Type="Embed" ProgID="Equation.KSEE3" ShapeID="_x0000_i1064" DrawAspect="Content" ObjectID="_1468075764" r:id="rId67">
             <o:LockedField>false</o:LockedField>
           </o:OLEObject>
         </w:object>
@@ -1290,7 +1302,7 @@
           <w:position w:val="-10"/>
         </w:rPr>
         <w:object>
-          <v:shape id="_x0000_i1089" o:spt="75" alt="" type="#_x0000_t75" style="height:16pt;width:27pt;" o:ole="t" filled="f" o:preferrelative="t" stroked="f" coordsize="21600,21600">
+          <v:shape id="_x0000_i1065" o:spt="75" type="#_x0000_t75" style="height:16pt;width:27pt;" o:ole="t" filled="f" o:preferrelative="t" stroked="f" coordsize="21600,21600">
             <v:path/>
             <v:fill on="f" focussize="0,0"/>
             <v:stroke on="f"/>
@@ -1299,7 +1311,7 @@
             <w10:wrap type="none"/>
             <w10:anchorlock/>
           </v:shape>
-          <o:OLEObject Type="Embed" ProgID="Equation.KSEE3" ShapeID="_x0000_i1089" DrawAspect="Content" ObjectID="_1468075765" r:id="rId69">
+          <o:OLEObject Type="Embed" ProgID="Equation.KSEE3" ShapeID="_x0000_i1065" DrawAspect="Content" ObjectID="_1468075765" r:id="rId69">
             <o:LockedField>false</o:LockedField>
           </o:OLEObject>
         </w:object>
@@ -1343,19 +1355,28 @@
       <w:r>
         <w:t>在程序中，打包距离阈值取：</w:t>
       </w:r>
-      <w:bookmarkStart w:id="0" w:name="_GoBack"/>
-      <w:bookmarkEnd w:id="0"/>
-    </w:p>
-    <w:p>
-      <w:pPr>
-        <w:pStyle w:val="2"/>
-        <w:keepNext w:val="0"/>
-        <w:keepLines w:val="0"/>
-        <w:widowControl/>
-        <w:suppressLineNumbers w:val="0"/>
+    </w:p>
+    <w:p>
+      <w:pPr>
+        <w:pStyle w:val="2"/>
+        <w:keepNext w:val="0"/>
+        <w:keepLines w:val="0"/>
+        <w:widowControl/>
+        <w:suppressLineNumbers w:val="0"/>
+        <w:rPr>
+          <w:rFonts w:hint="default" w:eastAsiaTheme="minorEastAsia"/>
+          <w:lang w:val="en-US" w:eastAsia="zh-CN"/>
+        </w:rPr>
       </w:pPr>
       <w:r>
         <w:t>r_b = 0.80 km</w:t>
+      </w:r>
+      <w:r>
+        <w:rPr>
+          <w:rFonts w:hint="eastAsia"/>
+          <w:lang w:val="en-US" w:eastAsia="zh-CN"/>
+        </w:rPr>
+        <w:t xml:space="preserve">                </w:t>
       </w:r>
     </w:p>
     <w:p>
@@ -3965,7 +3986,7 @@
     <w:lsdException w:qFormat="1" w:unhideWhenUsed="0" w:uiPriority="0" w:semiHidden="0" w:name="Title"/>
     <w:lsdException w:unhideWhenUsed="0" w:uiPriority="0" w:semiHidden="0" w:name="Closing"/>
     <w:lsdException w:unhideWhenUsed="0" w:uiPriority="0" w:semiHidden="0" w:name="Signature"/>
-    <w:lsdException w:unhideWhenUsed="0" w:uiPriority="0" w:name="Default Paragraph Font"/>
+    <w:lsdException w:qFormat="1" w:unhideWhenUsed="0" w:uiPriority="0" w:name="Default Paragraph Font"/>
     <w:lsdException w:unhideWhenUsed="0" w:uiPriority="0" w:semiHidden="0" w:name="Body Text"/>
     <w:lsdException w:unhideWhenUsed="0" w:uiPriority="0" w:semiHidden="0" w:name="Body Text Indent"/>
     <w:lsdException w:unhideWhenUsed="0" w:uiPriority="0" w:semiHidden="0" w:name="List Continue"/>
@@ -4003,7 +4024,7 @@
     <w:lsdException w:unhideWhenUsed="0" w:uiPriority="0" w:semiHidden="0" w:name="HTML Sample"/>
     <w:lsdException w:unhideWhenUsed="0" w:uiPriority="0" w:semiHidden="0" w:name="HTML Typewriter"/>
     <w:lsdException w:unhideWhenUsed="0" w:uiPriority="0" w:semiHidden="0" w:name="HTML Variable"/>
-    <w:lsdException w:unhideWhenUsed="0" w:uiPriority="0" w:name="Normal Table"/>
+    <w:lsdException w:qFormat="1" w:unhideWhenUsed="0" w:uiPriority="0" w:name="Normal Table"/>
     <w:lsdException w:unhideWhenUsed="0" w:uiPriority="0" w:semiHidden="0" w:name="annotation subject"/>
     <w:lsdException w:unhideWhenUsed="0" w:uiPriority="0" w:semiHidden="0" w:name="Table Simple 1"/>
     <w:lsdException w:unhideWhenUsed="0" w:uiPriority="0" w:semiHidden="0" w:name="Table Simple 2"/>
@@ -4168,11 +4189,13 @@
   <w:style w:type="character" w:default="1" w:styleId="4">
     <w:name w:val="Default Paragraph Font"/>
     <w:semiHidden/>
+    <w:qFormat/>
     <w:uiPriority w:val="0"/>
   </w:style>
   <w:style w:type="table" w:default="1" w:styleId="3">
     <w:name w:val="Normal Table"/>
     <w:semiHidden/>
+    <w:qFormat/>
     <w:uiPriority w:val="0"/>
     <w:tblPr>
       <w:tblCellMar>
